--- a/docs/WaxFrame-README_v3.0.docx
+++ b/docs/WaxFrame-README_v3.0.docx
@@ -400,6 +400,19 @@
     </w:tbl>
     <w:p>
       <w:pPr>
+        <w:spacing w:after="0" w:before="0"/>
+      </w:pPr>
+      <w:r>
+        <w:rPr>
+          <w:rFonts w:ascii="Inter" w:cs="Inter" w:eastAsia="Inter" w:hAnsi="Inter"/>
+          <w:sz w:val="2"/>
+          <w:szCs w:val="2"/>
+        </w:rPr>
+        <w:t xml:space="preserve"/>
+      </w:r>
+    </w:p>
+    <w:p>
+      <w:pPr>
         <w:spacing w:after="200" w:before="200"/>
       </w:pPr>
       <w:r>
@@ -422,12 +435,8 @@
       </w:r>
     </w:p>
     <w:p>
-      <w:r>
-        <w:br w:type="page"/>
-      </w:r>
-    </w:p>
-    <w:p>
-      <w:pPr>
+      <w:pPr>
+        <w:pageBreakBefore/>
         <w:spacing w:after="160" w:before="320" w:line="320"/>
         <w:jc w:val="left"/>
       </w:pPr>
@@ -693,7 +702,7 @@
         <w:pStyle w:val="ListParagraph"/>
         <w:numPr>
           <w:ilvl w:val="0"/>
-          <w:numId w:val="3"/>
+          <w:numId w:val="4"/>
         </w:numPr>
         <w:spacing w:after="40" w:before="40" w:line="290"/>
       </w:pPr>
@@ -729,7 +738,7 @@
         <w:pStyle w:val="ListParagraph"/>
         <w:numPr>
           <w:ilvl w:val="0"/>
-          <w:numId w:val="3"/>
+          <w:numId w:val="4"/>
         </w:numPr>
         <w:spacing w:after="40" w:before="40" w:line="290"/>
       </w:pPr>
@@ -791,7 +800,7 @@
         <w:pStyle w:val="ListParagraph"/>
         <w:numPr>
           <w:ilvl w:val="0"/>
-          <w:numId w:val="3"/>
+          <w:numId w:val="4"/>
         </w:numPr>
         <w:spacing w:after="40" w:before="40" w:line="290"/>
       </w:pPr>
@@ -827,7 +836,7 @@
         <w:pStyle w:val="ListParagraph"/>
         <w:numPr>
           <w:ilvl w:val="0"/>
-          <w:numId w:val="3"/>
+          <w:numId w:val="4"/>
         </w:numPr>
         <w:spacing w:after="40" w:before="40" w:line="290"/>
       </w:pPr>
@@ -863,7 +872,7 @@
         <w:pStyle w:val="ListParagraph"/>
         <w:numPr>
           <w:ilvl w:val="0"/>
-          <w:numId w:val="3"/>
+          <w:numId w:val="4"/>
         </w:numPr>
         <w:spacing w:after="40" w:before="40" w:line="290"/>
       </w:pPr>
@@ -899,7 +908,7 @@
         <w:pStyle w:val="ListParagraph"/>
         <w:numPr>
           <w:ilvl w:val="0"/>
-          <w:numId w:val="3"/>
+          <w:numId w:val="4"/>
         </w:numPr>
         <w:spacing w:after="40" w:before="40" w:line="290"/>
       </w:pPr>
@@ -1015,12 +1024,21 @@
       </w:tr>
     </w:tbl>
     <w:p>
-      <w:r>
-        <w:br w:type="page"/>
-      </w:r>
-    </w:p>
-    <w:p>
-      <w:pPr>
+      <w:pPr>
+        <w:spacing w:after="0" w:before="0"/>
+      </w:pPr>
+      <w:r>
+        <w:rPr>
+          <w:rFonts w:ascii="Inter" w:cs="Inter" w:eastAsia="Inter" w:hAnsi="Inter"/>
+          <w:sz w:val="2"/>
+          <w:szCs w:val="2"/>
+        </w:rPr>
+        <w:t xml:space="preserve"/>
+      </w:r>
+    </w:p>
+    <w:p>
+      <w:pPr>
+        <w:pageBreakBefore/>
         <w:spacing w:after="160" w:before="320" w:line="320"/>
         <w:jc w:val="left"/>
       </w:pPr>
@@ -1190,6 +1208,19 @@
         </w:tc>
       </w:tr>
     </w:tbl>
+    <w:p>
+      <w:pPr>
+        <w:spacing w:after="0" w:before="0"/>
+      </w:pPr>
+      <w:r>
+        <w:rPr>
+          <w:rFonts w:ascii="Inter" w:cs="Inter" w:eastAsia="Inter" w:hAnsi="Inter"/>
+          <w:sz w:val="2"/>
+          <w:szCs w:val="2"/>
+        </w:rPr>
+        <w:t xml:space="preserve"/>
+      </w:r>
+    </w:p>
     <w:p>
       <w:pPr>
         <w:spacing w:after="160" w:before="320" w:line="320"/>
@@ -1638,26 +1669,20 @@
     </w:tbl>
     <w:p>
       <w:pPr>
-        <w:spacing w:after="80" w:before="80" w:line="300"/>
-        <w:jc w:val="left"/>
-      </w:pPr>
-      <w:r>
-        <w:rPr>
-          <w:rFonts w:ascii="Inter" w:cs="Inter" w:eastAsia="Inter" w:hAnsi="Inter"/>
-          <w:b w:val="false"/>
-          <w:bCs w:val="false"/>
-          <w:i w:val="false"/>
-          <w:iCs w:val="false"/>
-          <w:color w:val="1A1A1A"/>
-          <w:sz w:val="22"/>
-          <w:szCs w:val="22"/>
-        </w:rPr>
-        <w:t xml:space="preserve"> </w:t>
-      </w:r>
-    </w:p>
-    <w:p>
-      <w:pPr>
-        <w:spacing w:after="80" w:before="80"/>
+        <w:spacing w:after="0" w:before="0"/>
+      </w:pPr>
+      <w:r>
+        <w:rPr>
+          <w:rFonts w:ascii="Inter" w:cs="Inter" w:eastAsia="Inter" w:hAnsi="Inter"/>
+          <w:sz w:val="2"/>
+          <w:szCs w:val="2"/>
+        </w:rPr>
+        <w:t xml:space="preserve"/>
+      </w:r>
+    </w:p>
+    <w:p>
+      <w:pPr>
+        <w:spacing w:after="80" w:before="160"/>
       </w:pPr>
       <w:r>
         <w:rPr>
@@ -1811,12 +1836,21 @@
       </w:tr>
     </w:tbl>
     <w:p>
-      <w:r>
-        <w:br w:type="page"/>
-      </w:r>
-    </w:p>
-    <w:p>
-      <w:pPr>
+      <w:pPr>
+        <w:spacing w:after="0" w:before="0"/>
+      </w:pPr>
+      <w:r>
+        <w:rPr>
+          <w:rFonts w:ascii="Inter" w:cs="Inter" w:eastAsia="Inter" w:hAnsi="Inter"/>
+          <w:sz w:val="2"/>
+          <w:szCs w:val="2"/>
+        </w:rPr>
+        <w:t xml:space="preserve"/>
+      </w:r>
+    </w:p>
+    <w:p>
+      <w:pPr>
+        <w:pageBreakBefore/>
         <w:spacing w:after="160" w:before="320" w:line="320"/>
         <w:jc w:val="left"/>
       </w:pPr>
@@ -2876,7 +2910,20 @@
     </w:tbl>
     <w:p>
       <w:pPr>
-        <w:spacing w:after="80" w:before="80" w:line="300"/>
+        <w:spacing w:after="0" w:before="0"/>
+      </w:pPr>
+      <w:r>
+        <w:rPr>
+          <w:rFonts w:ascii="Inter" w:cs="Inter" w:eastAsia="Inter" w:hAnsi="Inter"/>
+          <w:sz w:val="2"/>
+          <w:szCs w:val="2"/>
+        </w:rPr>
+        <w:t xml:space="preserve"/>
+      </w:r>
+    </w:p>
+    <w:p>
+      <w:pPr>
+        <w:spacing w:after="80" w:before="160" w:line="300"/>
         <w:jc w:val="left"/>
       </w:pPr>
       <w:r>
@@ -2890,35 +2937,12 @@
           <w:sz w:val="22"/>
           <w:szCs w:val="22"/>
         </w:rPr>
-        <w:t xml:space="preserve"> </w:t>
-      </w:r>
-    </w:p>
-    <w:p>
-      <w:pPr>
-        <w:spacing w:after="80" w:before="80" w:line="300"/>
-        <w:jc w:val="left"/>
-      </w:pPr>
-      <w:r>
-        <w:rPr>
-          <w:rFonts w:ascii="Inter" w:cs="Inter" w:eastAsia="Inter" w:hAnsi="Inter"/>
-          <w:b w:val="false"/>
-          <w:bCs w:val="false"/>
-          <w:i w:val="false"/>
-          <w:iCs w:val="false"/>
-          <w:color w:val="1A1A1A"/>
-          <w:sz w:val="22"/>
-          <w:szCs w:val="22"/>
-        </w:rPr>
         <w:t xml:space="preserve">Any AI can act as either a Worker Bee or Builder. Mix and match however you like.</w:t>
       </w:r>
     </w:p>
     <w:p>
-      <w:r>
-        <w:br w:type="page"/>
-      </w:r>
-    </w:p>
-    <w:p>
-      <w:pPr>
+      <w:pPr>
+        <w:pageBreakBefore/>
         <w:spacing w:after="160" w:before="320" w:line="320"/>
         <w:jc w:val="left"/>
       </w:pPr>
@@ -3354,12 +3378,21 @@
       </w:tr>
     </w:tbl>
     <w:p>
-      <w:r>
-        <w:br w:type="page"/>
-      </w:r>
-    </w:p>
-    <w:p>
-      <w:pPr>
+      <w:pPr>
+        <w:spacing w:after="0" w:before="0"/>
+      </w:pPr>
+      <w:r>
+        <w:rPr>
+          <w:rFonts w:ascii="Inter" w:cs="Inter" w:eastAsia="Inter" w:hAnsi="Inter"/>
+          <w:sz w:val="2"/>
+          <w:szCs w:val="2"/>
+        </w:rPr>
+        <w:t xml:space="preserve"/>
+      </w:r>
+    </w:p>
+    <w:p>
+      <w:pPr>
+        <w:pageBreakBefore/>
         <w:spacing w:after="160" w:before="320" w:line="320"/>
         <w:jc w:val="left"/>
       </w:pPr>
@@ -3566,7 +3599,7 @@
           </w:p>
           <w:p>
             <w:pPr>
-              <w:spacing w:after="80" w:before="80" w:line="300"/>
+              <w:spacing w:after="100" w:before="80" w:line="300"/>
               <w:jc w:val="left"/>
             </w:pPr>
             <w:r>
@@ -3605,6 +3638,19 @@
         </w:tc>
       </w:tr>
     </w:tbl>
+    <w:p>
+      <w:pPr>
+        <w:spacing w:after="0" w:before="0"/>
+      </w:pPr>
+      <w:r>
+        <w:rPr>
+          <w:rFonts w:ascii="Inter" w:cs="Inter" w:eastAsia="Inter" w:hAnsi="Inter"/>
+          <w:sz w:val="2"/>
+          <w:szCs w:val="2"/>
+        </w:rPr>
+        <w:t xml:space="preserve"/>
+      </w:r>
+    </w:p>
     <w:p>
       <w:pPr>
         <w:spacing w:after="160" w:before="320" w:line="320"/>
@@ -4357,26 +4403,20 @@
     </w:tbl>
     <w:p>
       <w:pPr>
-        <w:spacing w:after="80" w:before="80" w:line="300"/>
-        <w:jc w:val="left"/>
-      </w:pPr>
-      <w:r>
-        <w:rPr>
-          <w:rFonts w:ascii="Inter" w:cs="Inter" w:eastAsia="Inter" w:hAnsi="Inter"/>
-          <w:b w:val="false"/>
-          <w:bCs w:val="false"/>
-          <w:i w:val="false"/>
-          <w:iCs w:val="false"/>
-          <w:color w:val="1A1A1A"/>
-          <w:sz w:val="22"/>
-          <w:szCs w:val="22"/>
-        </w:rPr>
-        <w:t xml:space="preserve"> </w:t>
-      </w:r>
-    </w:p>
-    <w:p>
-      <w:pPr>
-        <w:spacing w:after="100" w:before="100"/>
+        <w:spacing w:after="0" w:before="0"/>
+      </w:pPr>
+      <w:r>
+        <w:rPr>
+          <w:rFonts w:ascii="Inter" w:cs="Inter" w:eastAsia="Inter" w:hAnsi="Inter"/>
+          <w:sz w:val="2"/>
+          <w:szCs w:val="2"/>
+        </w:rPr>
+        <w:t xml:space="preserve"/>
+      </w:r>
+    </w:p>
+    <w:p>
+      <w:pPr>
+        <w:spacing w:after="100" w:before="160"/>
       </w:pPr>
       <w:r>
         <w:rPr>
@@ -4398,12 +4438,8 @@
       </w:r>
     </w:p>
     <w:p>
-      <w:r>
-        <w:br w:type="page"/>
-      </w:r>
-    </w:p>
-    <w:p>
-      <w:pPr>
+      <w:pPr>
+        <w:pageBreakBefore/>
         <w:spacing w:after="160" w:before="320" w:line="320"/>
         <w:jc w:val="left"/>
       </w:pPr>
@@ -5051,26 +5087,20 @@
     </w:tbl>
     <w:p>
       <w:pPr>
-        <w:spacing w:after="80" w:before="80" w:line="300"/>
-        <w:jc w:val="left"/>
-      </w:pPr>
-      <w:r>
-        <w:rPr>
-          <w:rFonts w:ascii="Inter" w:cs="Inter" w:eastAsia="Inter" w:hAnsi="Inter"/>
-          <w:b w:val="false"/>
-          <w:bCs w:val="false"/>
-          <w:i w:val="false"/>
-          <w:iCs w:val="false"/>
-          <w:color w:val="1A1A1A"/>
-          <w:sz w:val="22"/>
-          <w:szCs w:val="22"/>
-        </w:rPr>
-        <w:t xml:space="preserve"> </w:t>
-      </w:r>
-    </w:p>
-    <w:p>
-      <w:pPr>
-        <w:spacing w:after="80" w:before="80" w:line="300"/>
+        <w:spacing w:after="0" w:before="0"/>
+      </w:pPr>
+      <w:r>
+        <w:rPr>
+          <w:rFonts w:ascii="Inter" w:cs="Inter" w:eastAsia="Inter" w:hAnsi="Inter"/>
+          <w:sz w:val="2"/>
+          <w:szCs w:val="2"/>
+        </w:rPr>
+        <w:t xml:space="preserve"/>
+      </w:r>
+    </w:p>
+    <w:p>
+      <w:pPr>
+        <w:spacing w:after="80" w:before="240" w:line="300"/>
         <w:jc w:val="center"/>
       </w:pPr>
       <w:r>
@@ -5356,6 +5386,54 @@
       </w:pPr>
     </w:lvl>
   </w:abstractNum>
+  <w:abstractNum w:abstractNumId="4" w15:restartNumberingAfterBreak="0">
+    <w:multiLevelType w:val="hybridMultilevel"/>
+    <w:lvl w:ilvl="0" w15:tentative="1">
+      <w:start w:val="1"/>
+      <w:numFmt w:val="decimal"/>
+      <w:lvlText w:val="%1."/>
+      <w:lvlJc w:val="left"/>
+      <w:pPr>
+        <w:ind w:left="540" w:hanging="360"/>
+      </w:pPr>
+    </w:lvl>
+  </w:abstractNum>
+  <w:abstractNum w:abstractNumId="5" w15:restartNumberingAfterBreak="0">
+    <w:multiLevelType w:val="hybridMultilevel"/>
+    <w:lvl w:ilvl="0" w15:tentative="1">
+      <w:start w:val="1"/>
+      <w:numFmt w:val="decimal"/>
+      <w:lvlText w:val="%1."/>
+      <w:lvlJc w:val="left"/>
+      <w:pPr>
+        <w:ind w:left="540" w:hanging="360"/>
+      </w:pPr>
+    </w:lvl>
+  </w:abstractNum>
+  <w:abstractNum w:abstractNumId="6" w15:restartNumberingAfterBreak="0">
+    <w:multiLevelType w:val="hybridMultilevel"/>
+    <w:lvl w:ilvl="0" w15:tentative="1">
+      <w:start w:val="1"/>
+      <w:numFmt w:val="decimal"/>
+      <w:lvlText w:val="%1."/>
+      <w:lvlJc w:val="left"/>
+      <w:pPr>
+        <w:ind w:left="540" w:hanging="360"/>
+      </w:pPr>
+    </w:lvl>
+  </w:abstractNum>
+  <w:abstractNum w:abstractNumId="7" w15:restartNumberingAfterBreak="0">
+    <w:multiLevelType w:val="hybridMultilevel"/>
+    <w:lvl w:ilvl="0" w15:tentative="1">
+      <w:start w:val="1"/>
+      <w:numFmt w:val="decimal"/>
+      <w:lvlText w:val="%1."/>
+      <w:lvlJc w:val="left"/>
+      <w:pPr>
+        <w:ind w:left="540" w:hanging="360"/>
+      </w:pPr>
+    </w:lvl>
+  </w:abstractNum>
   <w:num w:numId="1">
     <w:abstractNumId w:val="1"/>
     <w:lvlOverride w:ilvl="0">
@@ -5370,6 +5448,12 @@
   </w:num>
   <w:num w:numId="3">
     <w:abstractNumId w:val="3"/>
+    <w:lvlOverride w:ilvl="0">
+      <w:startOverride w:val="1"/>
+    </w:lvlOverride>
+  </w:num>
+  <w:num w:numId="4">
+    <w:abstractNumId w:val="4"/>
     <w:lvlOverride w:ilvl="0">
       <w:startOverride w:val="1"/>
     </w:lvlOverride>
